--- a/manuscript/jbi/submission_package/JBI_highlights.docx
+++ b/manuscript/jbi/submission_package/JBI_highlights.docx
@@ -35,7 +35,7 @@
         <w:spacing w:after="40"/>
       </w:pPr>
       <w:r>
-        <w:t>Nineteen frozen MIMIC-IV parity checks passed with zero count discrepancy.</w:t>
+        <w:t>OMOP record existence exposed 37/37 units; strict administration was unmeasurable.</w:t>
       </w:r>
     </w:p>
     <w:p>
@@ -44,7 +44,7 @@
         <w:spacing w:after="40"/>
       </w:pPr>
       <w:r>
-        <w:t>FHIR evaluation localized exact transport, transformation, and semantic loss.</w:t>
+        <w:t>FHIR role/status-only execution overcalled strict administration by 16.7%.</w:t>
       </w:r>
     </w:p>
     <w:p>

--- a/manuscript/jbi/submission_package/JBI_highlights.docx
+++ b/manuscript/jbi/submission_package/JBI_highlights.docx
@@ -44,7 +44,7 @@
         <w:spacing w:after="40"/>
       </w:pPr>
       <w:r>
-        <w:t>FHIR role/status-only execution overcalled strict administration by 16.7%.</w:t>
+        <w:t>FHIR role/status yielded 16.7% more positives than the event-semantic rule.</w:t>
       </w:r>
     </w:p>
     <w:p>
